--- a/fase2/Entregaveis_Fase2.docx
+++ b/fase2/Entregaveis_Fase2.docx
@@ -39,7 +39,7 @@
           <w:color w:val="52514E"/>
           <w:sz w:val="19"/>
         </w:rPr>
-        <w:t xml:space="preserve"> no relatório (fase2/Relatorio_Executivo_Fase2_Olist_RASCUNHO.pdf, 26 páginas) e o </w:t>
+        <w:t xml:space="preserve"> no relatório (fase2/Relatorio_Executivo_Fase2_Olist_RASCUNHO.pdf, 28 páginas) e o </w:t>
       </w:r>
       <w:r>
         <w:rPr>
@@ -748,7 +748,7 @@
                 <w:b w:val="0"/>
                 <w:sz w:val="17"/>
               </w:rPr>
-              <w:t>15. Fontes do Projeto · pág. 26</w:t>
+              <w:t>15. Fontes do Projeto · pág. 28</w:t>
             </w:r>
           </w:p>
         </w:tc>
@@ -825,6 +825,63 @@
                 <w:sz w:val="16"/>
               </w:rPr>
               <w:t>notebooks/08_fase2_evidencias_business_case.ipynb</w:t>
+            </w:r>
+          </w:p>
+        </w:tc>
+      </w:tr>
+      <w:tr>
+        <w:tc>
+          <w:tcPr>
+            <w:tcW w:type="dxa" w:w="2835"/>
+          </w:tcPr>
+          <w:p>
+            <w:pPr>
+              <w:spacing w:after="0"/>
+            </w:pPr>
+            <w:r/>
+            <w:r>
+              <w:rPr>
+                <w:b w:val="0"/>
+                <w:sz w:val="17"/>
+              </w:rPr>
+              <w:t>Memória de cálculo (conta passo a passo)</w:t>
+            </w:r>
+          </w:p>
+        </w:tc>
+        <w:tc>
+          <w:tcPr>
+            <w:tcW w:type="dxa" w:w="2835"/>
+          </w:tcPr>
+          <w:p>
+            <w:pPr>
+              <w:spacing w:after="0"/>
+            </w:pPr>
+            <w:r/>
+            <w:r>
+              <w:rPr>
+                <w:b w:val="0"/>
+                <w:sz w:val="17"/>
+              </w:rPr>
+              <w:t>13.4 Memória de cálculo · pág. 25</w:t>
+            </w:r>
+          </w:p>
+        </w:tc>
+        <w:tc>
+          <w:tcPr>
+            <w:tcW w:type="dxa" w:w="4479"/>
+          </w:tcPr>
+          <w:p>
+            <w:pPr>
+              <w:spacing w:after="0"/>
+            </w:pPr>
+            <w:r/>
+            <w:r>
+              <w:rPr>
+                <w:rFonts w:ascii="Consolas" w:hAnsi="Consolas"/>
+                <w:b w:val="0"/>
+                <w:sz w:val="16"/>
+              </w:rPr>
+              <w:t>fase2/RELATORIO_EXECUTIVO_FASE2.md (Seção 13.4)</w:t>
             </w:r>
           </w:p>
         </w:tc>

--- a/fase2/Entregaveis_Fase2.docx
+++ b/fase2/Entregaveis_Fase2.docx
@@ -39,7 +39,7 @@
           <w:color w:val="52514E"/>
           <w:sz w:val="19"/>
         </w:rPr>
-        <w:t xml:space="preserve"> no relatório (fase2/Relatorio_Executivo_Fase2_Olist_RASCUNHO.pdf, 28 páginas) e o </w:t>
+        <w:t xml:space="preserve"> no relatório (fase2/Relatorio_Executivo_Fase2_Olist_RASCUNHO.pdf, 29 páginas) e o </w:t>
       </w:r>
       <w:r>
         <w:rPr>
@@ -296,13 +296,13 @@
                 <w:b w:val="0"/>
                 <w:sz w:val="16"/>
               </w:rPr>
-              <w:t>8.1 LogiPredict · pág. 12</w:t>
+              <w:t>8.1 LogiPredict · pág. 11</w:t>
               <w:br/>
-              <w:t>8.2 SentimentDesk · pág. 13</w:t>
+              <w:t>8.2 SentimentDesk · pág. 12</w:t>
               <w:br/>
               <w:t>8.3 WinBack · pág. 13</w:t>
               <w:br/>
-              <w:t>5.3 Priorização (por que estes 3) · pág. 8</w:t>
+              <w:t>5.3 Priorização (por que estes 3) · pág. 7</w:t>
             </w:r>
           </w:p>
         </w:tc>
@@ -381,7 +381,7 @@
               <w:br/>
               <w:t>9.4 Jornada multiagente · pág. 18</w:t>
               <w:br/>
-              <w:t>9.5 Exceções · pág. 19</w:t>
+              <w:t>9.6 Exceções · pág. 19</w:t>
             </w:r>
           </w:p>
         </w:tc>
@@ -482,6 +482,8 @@
                 <w:sz w:val="15"/>
               </w:rPr>
               <w:t>fase2/prompts/PROMPTS_V2.md</w:t>
+              <w:br/>
+              <w:t>fase2/prompts/VALIDACAO_LUCAS.md</w:t>
               <w:br/>
               <w:t>fase2/prompts/exemplos/casos_reais.json</w:t>
             </w:r>
@@ -691,7 +693,7 @@
                 <w:b w:val="0"/>
                 <w:sz w:val="17"/>
               </w:rPr>
-              <w:t>4.5 Da evidência à decisão · pág. 6</w:t>
+              <w:t>4.5 Da evidência à decisão · pág. 5</w:t>
             </w:r>
           </w:p>
         </w:tc>
@@ -805,7 +807,7 @@
                 <w:b w:val="0"/>
                 <w:sz w:val="17"/>
               </w:rPr>
-              <w:t>13.3 Business case · pág. 24</w:t>
+              <w:t>13.3 Business case · pág. 26</w:t>
             </w:r>
           </w:p>
         </w:tc>
@@ -862,7 +864,7 @@
                 <w:b w:val="0"/>
                 <w:sz w:val="17"/>
               </w:rPr>
-              <w:t>13.4 Memória de cálculo · pág. 25</w:t>
+              <w:t>13.4 Memória de cálculo · pág. 26</w:t>
             </w:r>
           </w:p>
         </w:tc>
@@ -919,7 +921,7 @@
                 <w:b w:val="0"/>
                 <w:sz w:val="17"/>
               </w:rPr>
-              <w:t>11.3 Quem decide · pág. 22</w:t>
+              <w:t>11.4 Quem decide · pág. 23</w:t>
             </w:r>
           </w:p>
         </w:tc>
@@ -939,6 +941,63 @@
                 <w:sz w:val="16"/>
               </w:rPr>
               <w:t>fase2/RELATORIO_EXECUTIVO_FASE2.md (Seção 11)</w:t>
+            </w:r>
+          </w:p>
+        </w:tc>
+      </w:tr>
+      <w:tr>
+        <w:tc>
+          <w:tcPr>
+            <w:tcW w:type="dxa" w:w="2835"/>
+          </w:tcPr>
+          <w:p>
+            <w:pPr>
+              <w:spacing w:after="0"/>
+            </w:pPr>
+            <w:r/>
+            <w:r>
+              <w:rPr>
+                <w:b w:val="0"/>
+                <w:sz w:val="17"/>
+              </w:rPr>
+              <w:t>Validação dos prompts (22 cenários)</w:t>
+            </w:r>
+          </w:p>
+        </w:tc>
+        <w:tc>
+          <w:tcPr>
+            <w:tcW w:type="dxa" w:w="2835"/>
+          </w:tcPr>
+          <w:p>
+            <w:pPr>
+              <w:spacing w:after="0"/>
+            </w:pPr>
+            <w:r/>
+            <w:r>
+              <w:rPr>
+                <w:b w:val="0"/>
+                <w:sz w:val="17"/>
+              </w:rPr>
+              <w:t>10. Prompts Estruturados · pág. 20</w:t>
+            </w:r>
+          </w:p>
+        </w:tc>
+        <w:tc>
+          <w:tcPr>
+            <w:tcW w:type="dxa" w:w="4479"/>
+          </w:tcPr>
+          <w:p>
+            <w:pPr>
+              <w:spacing w:after="0"/>
+            </w:pPr>
+            <w:r/>
+            <w:r>
+              <w:rPr>
+                <w:rFonts w:ascii="Consolas" w:hAnsi="Consolas"/>
+                <w:b w:val="0"/>
+                <w:sz w:val="16"/>
+              </w:rPr>
+              <w:t>fase2/prompts/VALIDACAO_LUCAS.md</w:t>
             </w:r>
           </w:p>
         </w:tc>
@@ -1267,6 +1326,18 @@
                 <w:rFonts w:ascii="Consolas" w:hAnsi="Consolas"/>
                 <w:sz w:val="13"/>
               </w:rPr>
+              <w:t>│   ├── prompts/VALIDACAO_LUCAS.md                     Critérios e 22 cenários de validação dos prompts</w:t>
+            </w:r>
+          </w:p>
+          <w:p>
+            <w:pPr>
+              <w:spacing w:after="0"/>
+            </w:pPr>
+            <w:r>
+              <w:rPr>
+                <w:rFonts w:ascii="Consolas" w:hAnsi="Consolas"/>
+                <w:sz w:val="13"/>
+              </w:rPr>
               <w:t>│   ├── prompts/exemplos/casos_reais.json              Casos reais usados nos exemplos</w:t>
             </w:r>
           </w:p>
@@ -1303,7 +1374,31 @@
                 <w:rFonts w:ascii="Consolas" w:hAnsi="Consolas"/>
                 <w:sz w:val="13"/>
               </w:rPr>
-              <w:t>│   └── video/gerar_slides.py                          Gera os slides</w:t>
+              <w:t>│   ├── video/gerar_slides.py                          Aplica ajustes e falas sobre o modelo da apresentação</w:t>
+            </w:r>
+          </w:p>
+          <w:p>
+            <w:pPr>
+              <w:spacing w:after="0"/>
+            </w:pPr>
+            <w:r>
+              <w:rPr>
+                <w:rFonts w:ascii="Consolas" w:hAnsi="Consolas"/>
+                <w:sz w:val="13"/>
+              </w:rPr>
+              <w:t>│   ├── video/ajustes_v5.json                          Ajustes de texto aplicados aos slides</w:t>
+            </w:r>
+          </w:p>
+          <w:p>
+            <w:pPr>
+              <w:spacing w:after="0"/>
+            </w:pPr>
+            <w:r>
+              <w:rPr>
+                <w:rFonts w:ascii="Consolas" w:hAnsi="Consolas"/>
+                <w:sz w:val="13"/>
+              </w:rPr>
+              <w:t>│   └── video/modelos/Apresentacao_Fase2_Olist_V5_BASE.pptx Modelo visual da apresentação</w:t>
             </w:r>
           </w:p>
           <w:p>

--- a/fase2/Entregaveis_Fase2.docx
+++ b/fase2/Entregaveis_Fase2.docx
@@ -39,7 +39,7 @@
           <w:color w:val="52514E"/>
           <w:sz w:val="19"/>
         </w:rPr>
-        <w:t xml:space="preserve"> no relatório (fase2/Relatorio_Executivo_Fase2_Olist_RASCUNHO.pdf, 29 páginas) e o </w:t>
+        <w:t xml:space="preserve"> no relatório (fase2/Relatorio_Executivo_Fase2_Olist_FINAL.pdf, 29 páginas) e o </w:t>
       </w:r>
       <w:r>
         <w:rPr>
@@ -1194,6 +1194,18 @@
                 <w:rFonts w:ascii="Consolas" w:hAnsi="Consolas"/>
                 <w:sz w:val="13"/>
               </w:rPr>
+              <w:t>│   ├── Relatorio_Executivo_Fase2_Olist_FINAL.pdf      ENTREGÁVEL 1 · versão final (gerada com o link do vídeo)</w:t>
+            </w:r>
+          </w:p>
+          <w:p>
+            <w:pPr>
+              <w:spacing w:after="0"/>
+            </w:pPr>
+            <w:r>
+              <w:rPr>
+                <w:rFonts w:ascii="Consolas" w:hAnsi="Consolas"/>
+                <w:sz w:val="13"/>
+              </w:rPr>
               <w:t>│   ├── RELATORIO_EXECUTIVO_FASE2.md                   Fonte do relatório (editar aqui)</w:t>
             </w:r>
           </w:p>

--- a/fase2/Entregaveis_Fase2.docx
+++ b/fase2/Entregaveis_Fase2.docx
@@ -1170,30 +1170,6 @@
                 <w:rFonts w:ascii="Consolas" w:hAnsi="Consolas"/>
                 <w:sz w:val="13"/>
               </w:rPr>
-              <w:t>│   ├── Relatorio_Executivo_Fase2_Olist_RASCUNHO.pdf   ENTREGÁVEL 1 · relatório v2.0 (rascunho)</w:t>
-            </w:r>
-          </w:p>
-          <w:p>
-            <w:pPr>
-              <w:spacing w:after="0"/>
-            </w:pPr>
-            <w:r>
-              <w:rPr>
-                <w:rFonts w:ascii="Consolas" w:hAnsi="Consolas"/>
-                <w:sz w:val="13"/>
-              </w:rPr>
-              <w:t>│   ├── Relatorio_Executivo_Fase2_Olist_RASCUNHO.docx  Mesmo relatório em Word (para comentários)</w:t>
-            </w:r>
-          </w:p>
-          <w:p>
-            <w:pPr>
-              <w:spacing w:after="0"/>
-            </w:pPr>
-            <w:r>
-              <w:rPr>
-                <w:rFonts w:ascii="Consolas" w:hAnsi="Consolas"/>
-                <w:sz w:val="13"/>
-              </w:rPr>
               <w:t>│   ├── Relatorio_Executivo_Fase2_Olist_FINAL.pdf      ENTREGÁVEL 1 · versão final (gerada com o link do vídeo)</w:t>
             </w:r>
           </w:p>
